--- a/docs/Group Emotion Recognition System for Smart Park Monitoring.docx
+++ b/docs/Group Emotion Recognition System for Smart Park Monitoring.docx
@@ -1,6 +1,6 @@
 
 <file path=word/document.xml><?xml version="1.0" encoding="utf-8"?>
-<w:document xmlns:wpc="http://schemas.microsoft.com/office/word/2010/wordprocessingCanvas" xmlns:cx="http://schemas.microsoft.com/office/drawing/2014/chartex" xmlns:cx1="http://schemas.microsoft.com/office/drawing/2015/9/8/chartex" xmlns:cx2="http://schemas.microsoft.com/office/drawing/2015/10/21/chartex" xmlns:cx3="http://schemas.microsoft.com/office/drawing/2016/5/9/chartex" xmlns:cx4="http://schemas.microsoft.com/office/drawing/2016/5/10/chartex" xmlns:cx5="http://schemas.microsoft.com/office/drawing/2016/5/11/chartex" xmlns:cx6="http://schemas.microsoft.com/office/drawing/2016/5/12/chartex" xmlns:cx7="http://schemas.microsoft.com/office/drawing/2016/5/13/chartex" xmlns:cx8="http://schemas.microsoft.com/office/drawing/2016/5/14/chartex" xmlns:mc="http://schemas.openxmlformats.org/markup-compatibility/2006" xmlns:m="http://schemas.openxmlformats.org/officeDocument/2006/math" xmlns:aink="http://schemas.microsoft.com/office/drawing/2016/ink" xmlns:am3d="http://schemas.microsoft.com/office/drawing/2017/model3d" xmlns:oel="http://schemas.microsoft.com/office/2019/extlst" xmlns:r="http://schemas.openxmlformats.org/officeDocument/2006/relationships" xmlns:wp14="http://schemas.microsoft.com/office/word/2010/wordprocessingDrawing" xmlns:wp="http://schemas.openxmlformats.org/drawingml/2006/wordprocessingDrawing" xmlns:wpg="http://schemas.microsoft.com/office/word/2010/wordprocessingGroup" xmlns:wpi="http://schemas.microsoft.com/office/word/2010/wordprocessingInk" xmlns:wps="http://schemas.microsoft.com/office/word/2010/wordprocessingShape" xmlns:o="urn:schemas-microsoft-com:office:office" xmlns:v="urn:schemas-microsoft-com:vml" xmlns:w10="urn:schemas-microsoft-com:office:word" xmlns:w="http://schemas.openxmlformats.org/wordprocessingml/2006/main" xmlns:w14="http://schemas.microsoft.com/office/word/2010/wordml" xmlns:w15="http://schemas.microsoft.com/office/word/2012/wordml" xmlns:w16cex="http://schemas.microsoft.com/office/word/2018/wordml/cex" xmlns:w16cid="http://schemas.microsoft.com/office/word/2016/wordml/cid" xmlns:w16="http://schemas.microsoft.com/office/word/2018/wordml" xmlns:w16sdtdh="http://schemas.microsoft.com/office/word/2020/wordml/sdtdatahash" xmlns:w16sdtfl="http://schemas.microsoft.com/office/word/2024/wordml/sdtformatlock" xmlns:w16se="http://schemas.microsoft.com/office/word/2015/wordml/symex" xmlns:w16du="http://schemas.microsoft.com/office/word/2023/wordml/word16du" xmlns:wne="http://schemas.microsoft.com/office/word/2006/wordml" mc:Ignorable="w14 w15 w16se w16cid w16 w16cex w16sdtdh w16sdtfl w16du wp14">
+<w:document xmlns:wpc="http://schemas.microsoft.com/office/word/2010/wordprocessingCanvas" xmlns:cx="http://schemas.microsoft.com/office/drawing/2014/chartex" xmlns:cx1="http://schemas.microsoft.com/office/drawing/2015/9/8/chartex" xmlns:cx2="http://schemas.microsoft.com/office/drawing/2015/10/21/chartex" xmlns:cx3="http://schemas.microsoft.com/office/drawing/2016/5/9/chartex" xmlns:cx4="http://schemas.microsoft.com/office/drawing/2016/5/10/chartex" xmlns:cx5="http://schemas.microsoft.com/office/drawing/2016/5/11/chartex" xmlns:cx6="http://schemas.microsoft.com/office/drawing/2016/5/12/chartex" xmlns:cx7="http://schemas.microsoft.com/office/drawing/2016/5/13/chartex" xmlns:cx8="http://schemas.microsoft.com/office/drawing/2016/5/14/chartex" xmlns:mc="http://schemas.openxmlformats.org/markup-compatibility/2006" xmlns:aink="http://schemas.microsoft.com/office/drawing/2016/ink" xmlns:am3d="http://schemas.microsoft.com/office/drawing/2017/model3d" xmlns:o="urn:schemas-microsoft-com:office:office" xmlns:oel="http://schemas.microsoft.com/office/2019/extlst" xmlns:r="http://schemas.openxmlformats.org/officeDocument/2006/relationships" xmlns:m="http://schemas.openxmlformats.org/officeDocument/2006/math" xmlns:v="urn:schemas-microsoft-com:vml" xmlns:wp14="http://schemas.microsoft.com/office/word/2010/wordprocessingDrawing" xmlns:wp="http://schemas.openxmlformats.org/drawingml/2006/wordprocessingDrawing" xmlns:w10="urn:schemas-microsoft-com:office:word" xmlns:w="http://schemas.openxmlformats.org/wordprocessingml/2006/main" xmlns:w14="http://schemas.microsoft.com/office/word/2010/wordml" xmlns:w15="http://schemas.microsoft.com/office/word/2012/wordml" xmlns:w16cex="http://schemas.microsoft.com/office/word/2018/wordml/cex" xmlns:w16cid="http://schemas.microsoft.com/office/word/2016/wordml/cid" xmlns:w16="http://schemas.microsoft.com/office/word/2018/wordml" xmlns:w16du="http://schemas.microsoft.com/office/word/2023/wordml/word16du" xmlns:w16sdtdh="http://schemas.microsoft.com/office/word/2020/wordml/sdtdatahash" xmlns:w16sdtfl="http://schemas.microsoft.com/office/word/2024/wordml/sdtformatlock" xmlns:w16se="http://schemas.microsoft.com/office/word/2015/wordml/symex" xmlns:wpg="http://schemas.microsoft.com/office/word/2010/wordprocessingGroup" xmlns:wpi="http://schemas.microsoft.com/office/word/2010/wordprocessingInk" xmlns:wne="http://schemas.microsoft.com/office/word/2006/wordml" xmlns:wps="http://schemas.microsoft.com/office/word/2010/wordprocessingShape" mc:Ignorable="w14 w15 w16se w16cid w16 w16cex w16sdtdh w16sdtfl w16du wp14">
   <w:body>
     <w:p>
       <w:pPr>
@@ -111,7 +111,7 @@
           <w:kern w:val="0"/>
           <w:lang w:val="en-GB" w:eastAsia="it-IT"/>
         </w:rPr>
-        <w:pict w14:anchorId="39E63A72">
+        <w:pict w14:anchorId="7F8A0E58">
           <v:rect id="_x0000_i1033" alt="" style="width:481.9pt;height:.05pt;mso-width-percent:0;mso-height-percent:0;mso-width-percent:0;mso-height-percent:0" o:hralign="center" o:hrstd="t" o:hr="t" fillcolor="#a0a0a0" stroked="f"/>
         </w:pict>
       </w:r>
@@ -416,7 +416,7 @@
           <w:lang w:val="en-GB" w:eastAsia="it-IT"/>
         </w:rPr>
         <w:lastRenderedPageBreak/>
-        <w:pict w14:anchorId="1163EFF1">
+        <w:pict w14:anchorId="046D0039">
           <v:rect id="_x0000_i1032" alt="" style="width:481.9pt;height:.05pt;mso-width-percent:0;mso-height-percent:0;mso-width-percent:0;mso-height-percent:0" o:hralign="center" o:hrstd="t" o:hr="t" fillcolor="#a0a0a0" stroked="f"/>
         </w:pict>
       </w:r>
@@ -1619,7 +1619,7 @@
           <w:kern w:val="0"/>
           <w:lang w:val="en-GB" w:eastAsia="it-IT"/>
         </w:rPr>
-        <w:pict w14:anchorId="7F98A2E8">
+        <w:pict w14:anchorId="5ABDD974">
           <v:rect id="_x0000_i1031" alt="" style="width:481.9pt;height:.05pt;mso-width-percent:0;mso-height-percent:0;mso-width-percent:0;mso-height-percent:0" o:hralign="center" o:hrstd="t" o:hr="t" fillcolor="#a0a0a0" stroked="f"/>
         </w:pict>
       </w:r>
@@ -1823,7 +1823,6 @@
           <w:b/>
           <w:bCs/>
           <w:kern w:val="0"/>
-          <w:highlight w:val="yellow"/>
           <w:lang w:val="en-GB" w:eastAsia="it-IT"/>
           <w14:ligatures w14:val="none"/>
         </w:rPr>
@@ -1833,11 +1832,19 @@
         <w:rPr>
           <w:rFonts w:ascii="Times New Roman" w:eastAsia="Times New Roman" w:hAnsi="Times New Roman" w:cs="Times New Roman"/>
           <w:kern w:val="0"/>
-          <w:highlight w:val="yellow"/>
-          <w:lang w:val="en-GB" w:eastAsia="it-IT"/>
-          <w14:ligatures w14:val="none"/>
-        </w:rPr>
-        <w:t xml:space="preserve"> Tailscale VPN connects edge nodes and mobile clients to the EC2 instance in a private mesh network authenticated via AWS Cognito. This eliminates API Gateway and ALB costs (~$24/month) while maintaining security.</w:t>
+          <w:lang w:val="en-GB" w:eastAsia="it-IT"/>
+          <w14:ligatures w14:val="none"/>
+        </w:rPr>
+        <w:t xml:space="preserve"> Tailscale VPN connects edge nodes and mobile clients to the EC2 instance in a private mesh network</w:t>
+      </w:r>
+      <w:r>
+        <w:rPr>
+          <w:rFonts w:ascii="Times New Roman" w:eastAsia="Times New Roman" w:hAnsi="Times New Roman" w:cs="Times New Roman"/>
+          <w:kern w:val="0"/>
+          <w:lang w:val="en-GB" w:eastAsia="it-IT"/>
+          <w14:ligatures w14:val="none"/>
+        </w:rPr>
+        <w:t>.</w:t>
       </w:r>
       <w:r>
         <w:rPr>
@@ -1851,12 +1858,29 @@
       <w:r>
         <w:rPr>
           <w:rFonts w:ascii="Times New Roman" w:eastAsia="Times New Roman" w:hAnsi="Times New Roman" w:cs="Times New Roman"/>
-          <w:color w:val="EE0000"/>
-          <w:kern w:val="0"/>
-          <w:lang w:val="en-GB" w:eastAsia="it-IT"/>
-          <w14:ligatures w14:val="none"/>
-        </w:rPr>
-        <w:t>Aws cognito lets only authorized users access the api. Cognito and tailscale work separately. The tailscale authentication is managed by the tailnet to which we currently access via a google mail account</w:t>
+          <w:kern w:val="0"/>
+          <w:lang w:val="en-GB" w:eastAsia="it-IT"/>
+          <w14:ligatures w14:val="none"/>
+        </w:rPr>
+        <w:t>This eliminates API Gateway and ALB costs</w:t>
+      </w:r>
+      <w:r>
+        <w:rPr>
+          <w:rFonts w:ascii="Times New Roman" w:eastAsia="Times New Roman" w:hAnsi="Times New Roman" w:cs="Times New Roman"/>
+          <w:kern w:val="0"/>
+          <w:lang w:val="en-GB" w:eastAsia="it-IT"/>
+          <w14:ligatures w14:val="none"/>
+        </w:rPr>
+        <w:t xml:space="preserve"> </w:t>
+      </w:r>
+      <w:r>
+        <w:rPr>
+          <w:rFonts w:ascii="Times New Roman" w:eastAsia="Times New Roman" w:hAnsi="Times New Roman" w:cs="Times New Roman"/>
+          <w:kern w:val="0"/>
+          <w:lang w:val="en-GB" w:eastAsia="it-IT"/>
+          <w14:ligatures w14:val="none"/>
+        </w:rPr>
+        <w:t>while maintaining security.</w:t>
       </w:r>
     </w:p>
     <w:p>
@@ -1872,12 +1896,32 @@
       <w:r>
         <w:rPr>
           <w:rFonts w:ascii="Times New Roman" w:eastAsia="Times New Roman" w:hAnsi="Times New Roman" w:cs="Times New Roman"/>
+          <w:kern w:val="0"/>
+          <w:lang w:val="en-GB" w:eastAsia="it-IT"/>
+          <w14:ligatures w14:val="none"/>
+        </w:rPr>
+        <w:t>Aws cognito lets only authorized users access the api. Cognito and tailscale work separately. The tailscale authentication is managed by the tailnet to which we currently access via a google mail account.</w:t>
+      </w:r>
+      <w:r>
+        <w:rPr>
+          <w:rFonts w:ascii="Times New Roman" w:eastAsia="Times New Roman" w:hAnsi="Times New Roman" w:cs="Times New Roman"/>
           <w:b/>
           <w:bCs/>
           <w:kern w:val="0"/>
           <w:lang w:val="en-GB" w:eastAsia="it-IT"/>
           <w14:ligatures w14:val="none"/>
         </w:rPr>
+        <w:t xml:space="preserve"> </w:t>
+      </w:r>
+      <w:r>
+        <w:rPr>
+          <w:rFonts w:ascii="Times New Roman" w:eastAsia="Times New Roman" w:hAnsi="Times New Roman" w:cs="Times New Roman"/>
+          <w:b/>
+          <w:bCs/>
+          <w:kern w:val="0"/>
+          <w:lang w:val="en-GB" w:eastAsia="it-IT"/>
+          <w14:ligatures w14:val="none"/>
+        </w:rPr>
         <w:t>Text-to-SQL AI agent (FR6):</w:t>
       </w:r>
       <w:r>
@@ -1918,17 +1962,16 @@
           <w:lang w:val="en-GB" w:eastAsia="it-IT"/>
           <w14:ligatures w14:val="none"/>
         </w:rPr>
-        <w:t xml:space="preserve"> stateless Cognito JWT tokens --- </w:t>
-      </w:r>
-      <w:r>
-        <w:rPr>
-          <w:rFonts w:ascii="Times New Roman" w:eastAsia="Times New Roman" w:hAnsi="Times New Roman" w:cs="Times New Roman"/>
-          <w:kern w:val="0"/>
-          <w:highlight w:val="yellow"/>
-          <w:lang w:val="en-GB" w:eastAsia="it-IT"/>
-          <w14:ligatures w14:val="none"/>
-        </w:rPr>
-        <w:t>User Pool tokens for mobile users, Client Credentials (M2M) tokens for edge nodes</w:t>
+        <w:t xml:space="preserve"> stateless </w:t>
+      </w:r>
+      <w:r>
+        <w:rPr>
+          <w:rFonts w:ascii="Times New Roman" w:eastAsia="Times New Roman" w:hAnsi="Times New Roman" w:cs="Times New Roman"/>
+          <w:kern w:val="0"/>
+          <w:lang w:val="en-GB" w:eastAsia="it-IT"/>
+          <w14:ligatures w14:val="none"/>
+        </w:rPr>
+        <w:t>Cognito JWT tokens are used.</w:t>
       </w:r>
       <w:r>
         <w:rPr>
@@ -1942,21 +1985,22 @@
       <w:r>
         <w:rPr>
           <w:rFonts w:ascii="Times New Roman" w:eastAsia="Times New Roman" w:hAnsi="Times New Roman" w:cs="Times New Roman"/>
-          <w:color w:val="EE0000"/>
-          <w:kern w:val="0"/>
-          <w:lang w:val="en-GB" w:eastAsia="it-IT"/>
-          <w14:ligatures w14:val="none"/>
-        </w:rPr>
-        <w:t>in cognito a user pool contains 2 clients each generating the corresponding tokens (1 for app 1 for nodes)</w:t>
-      </w:r>
-      <w:r>
-        <w:rPr>
-          <w:rFonts w:ascii="Times New Roman" w:eastAsia="Times New Roman" w:hAnsi="Times New Roman" w:cs="Times New Roman"/>
-          <w:kern w:val="0"/>
-          <w:lang w:val="en-GB" w:eastAsia="it-IT"/>
-          <w14:ligatures w14:val="none"/>
-        </w:rPr>
-        <w:t>--- are validated by FastAPI without external calls.</w:t>
+          <w:kern w:val="0"/>
+          <w:lang w:val="en-GB" w:eastAsia="it-IT"/>
+          <w14:ligatures w14:val="none"/>
+        </w:rPr>
+        <w:t>One large user pool is created. Inside said user pool two clients are made: one for the app (Account user token), one for the emotion nodes (M2M tokens).</w:t>
+      </w:r>
+      <w:r>
+        <w:rPr>
+          <w:rFonts w:ascii="Times New Roman" w:eastAsia="Times New Roman" w:hAnsi="Times New Roman" w:cs="Times New Roman"/>
+          <w:b/>
+          <w:bCs/>
+          <w:kern w:val="0"/>
+          <w:lang w:val="en-GB" w:eastAsia="it-IT"/>
+          <w14:ligatures w14:val="none"/>
+        </w:rPr>
+        <w:t xml:space="preserve"> </w:t>
       </w:r>
     </w:p>
     <w:p>
@@ -2018,26 +2062,6 @@
           <w:lang w:val="en-GB" w:eastAsia="it-IT"/>
           <w14:ligatures w14:val="none"/>
         </w:rPr>
-        <w:t xml:space="preserve"> Flutter provides a single codebase for iOS</w:t>
-      </w:r>
-      <w:r>
-        <w:rPr>
-          <w:rFonts w:ascii="Times New Roman" w:eastAsia="Times New Roman" w:hAnsi="Times New Roman" w:cs="Times New Roman"/>
-          <w:color w:val="EE0000"/>
-          <w:kern w:val="0"/>
-          <w:lang w:val="en-GB" w:eastAsia="it-IT"/>
-          <w14:ligatures w14:val="none"/>
-        </w:rPr>
-        <w:t>, windows, linux, mac OS, web</w:t>
-      </w:r>
-      <w:r>
-        <w:rPr>
-          <w:rFonts w:ascii="Times New Roman" w:eastAsia="Times New Roman" w:hAnsi="Times New Roman" w:cs="Times New Roman"/>
-          <w:color w:val="EE0000"/>
-          <w:kern w:val="0"/>
-          <w:lang w:val="en-GB" w:eastAsia="it-IT"/>
-          <w14:ligatures w14:val="none"/>
-        </w:rPr>
         <w:t xml:space="preserve"> </w:t>
       </w:r>
       <w:r>
@@ -2047,7 +2071,25 @@
           <w:lang w:val="en-GB" w:eastAsia="it-IT"/>
           <w14:ligatures w14:val="none"/>
         </w:rPr>
-        <w:t>and Android with a consistent user experience.</w:t>
+        <w:t>Flutter provides</w:t>
+      </w:r>
+      <w:r>
+        <w:rPr>
+          <w:rFonts w:ascii="Times New Roman" w:eastAsia="Times New Roman" w:hAnsi="Times New Roman" w:cs="Times New Roman"/>
+          <w:kern w:val="0"/>
+          <w:lang w:val="en-GB" w:eastAsia="it-IT"/>
+          <w14:ligatures w14:val="none"/>
+        </w:rPr>
+        <w:t xml:space="preserve"> </w:t>
+      </w:r>
+      <w:r>
+        <w:rPr>
+          <w:rFonts w:ascii="Times New Roman" w:eastAsia="Times New Roman" w:hAnsi="Times New Roman" w:cs="Times New Roman"/>
+          <w:kern w:val="0"/>
+          <w:lang w:val="en-GB" w:eastAsia="it-IT"/>
+          <w14:ligatures w14:val="none"/>
+        </w:rPr>
+        <w:t>a single codebase for iOS, Android, Windows, Linux, Web and MacOS with a consistent user experience.</w:t>
       </w:r>
     </w:p>
     <w:tbl>
@@ -2674,7 +2716,7 @@
                 <w:kern w:val="0"/>
                 <w:lang w:val="en-GB" w:eastAsia="it-IT"/>
               </w:rPr>
-              <w:pict w14:anchorId="675231CE">
+              <w:pict w14:anchorId="3BB2548A">
                 <v:rect id="_x0000_i1030" alt="" style="width:481.9pt;height:.05pt;mso-width-percent:0;mso-height-percent:0;mso-width-percent:0;mso-height-percent:0" o:hralign="center" o:hrstd="t" o:hr="t" fillcolor="#a0a0a0" stroked="f"/>
               </w:pict>
             </w:r>
@@ -3796,26 +3838,7 @@
                       <w:lang w:val="en-GB" w:eastAsia="it-IT"/>
                       <w14:ligatures w14:val="none"/>
                     </w:rPr>
-                    <w:t>HTTPS/TLS on all endpoints</w:t>
-                  </w:r>
-                  <w:r>
-                    <w:rPr>
-                      <w:rFonts w:ascii="Times New Roman" w:eastAsia="Times New Roman" w:hAnsi="Times New Roman" w:cs="Times New Roman"/>
-                      <w:kern w:val="0"/>
-                      <w:lang w:val="en-GB" w:eastAsia="it-IT"/>
-                      <w14:ligatures w14:val="none"/>
-                    </w:rPr>
-                    <w:t xml:space="preserve"> </w:t>
-                  </w:r>
-                  <w:r>
-                    <w:rPr>
-                      <w:rFonts w:ascii="Times New Roman" w:eastAsia="Times New Roman" w:hAnsi="Times New Roman" w:cs="Times New Roman"/>
-                      <w:color w:val="EE0000"/>
-                      <w:kern w:val="0"/>
-                      <w:lang w:val="en-GB" w:eastAsia="it-IT"/>
-                      <w14:ligatures w14:val="none"/>
-                    </w:rPr>
-                    <w:t>(HTTP = no encryption right now)</w:t>
+                    <w:t>Currently HTTP on all endpoints (HTTPS/TLS to be implemented)</w:t>
                   </w:r>
                 </w:p>
               </w:tc>
@@ -3853,21 +3876,21 @@
       <w:r>
         <w:rPr>
           <w:rFonts w:ascii="Times New Roman" w:eastAsia="Times New Roman" w:hAnsi="Times New Roman" w:cs="Times New Roman"/>
-          <w:color w:val="EE0000"/>
-          <w:kern w:val="0"/>
-          <w:lang w:val="en-GB" w:eastAsia="it-IT"/>
-          <w14:ligatures w14:val="none"/>
-        </w:rPr>
-        <w:t>HTTP</w:t>
-      </w:r>
-      <w:r>
-        <w:rPr>
-          <w:rFonts w:ascii="Times New Roman" w:eastAsia="Times New Roman" w:hAnsi="Times New Roman" w:cs="Times New Roman"/>
-          <w:kern w:val="0"/>
-          <w:lang w:val="en-GB" w:eastAsia="it-IT"/>
-          <w14:ligatures w14:val="none"/>
-        </w:rPr>
-        <w:t xml:space="preserve">S POST to the FastAPI backend at </w:t>
+          <w:color w:val="000000" w:themeColor="text1"/>
+          <w:kern w:val="0"/>
+          <w:lang w:val="en-GB" w:eastAsia="it-IT"/>
+          <w14:ligatures w14:val="none"/>
+        </w:rPr>
+        <w:t xml:space="preserve">HTTP </w:t>
+      </w:r>
+      <w:r>
+        <w:rPr>
+          <w:rFonts w:ascii="Times New Roman" w:eastAsia="Times New Roman" w:hAnsi="Times New Roman" w:cs="Times New Roman"/>
+          <w:kern w:val="0"/>
+          <w:lang w:val="en-GB" w:eastAsia="it-IT"/>
+          <w14:ligatures w14:val="none"/>
+        </w:rPr>
+        <w:t xml:space="preserve">POST to the FastAPI backend at </w:t>
       </w:r>
       <w:r>
         <w:rPr>
@@ -4007,7 +4030,6 @@
           <w:lang w:val="en-GB" w:eastAsia="it-IT"/>
           <w14:ligatures w14:val="none"/>
         </w:rPr>
-        <w:lastRenderedPageBreak/>
         <w:t>The three VLMs --- PaliGemma 2, Moondream2, and MiniCPM-V 4.6 --- were fine-tuned on FER+ (8 emotion classes) using QLoRA on the EC2 g4dn.xlarge instance. Moondream2 is selected for cloud deployment based on its superior accuracy after fine-tuning.</w:t>
       </w:r>
     </w:p>
@@ -4274,7 +4296,6 @@
           <w:kern w:val="0"/>
           <w:lang w:val="en-GB" w:eastAsia="it-IT"/>
         </w:rPr>
-        <w:lastRenderedPageBreak/>
         <w:drawing>
           <wp:inline distT="0" distB="0" distL="0" distR="0" wp14:anchorId="7E677378" wp14:editId="4A8563C8">
             <wp:extent cx="4089400" cy="2234565"/>
@@ -5728,7 +5749,6 @@
                 <w:lang w:val="en-GB" w:eastAsia="it-IT"/>
                 <w14:ligatures w14:val="none"/>
               </w:rPr>
-              <w:lastRenderedPageBreak/>
               <w:t>distress</w:t>
             </w:r>
           </w:p>
@@ -6477,6 +6497,7 @@
                 <w:lang w:val="en-GB" w:eastAsia="it-IT"/>
                 <w14:ligatures w14:val="none"/>
               </w:rPr>
+              <w:lastRenderedPageBreak/>
               <w:t>happiness</w:t>
             </w:r>
           </w:p>
@@ -8705,7 +8726,6 @@
                 <w:lang w:val="en-GB" w:eastAsia="it-IT"/>
                 <w14:ligatures w14:val="none"/>
               </w:rPr>
-              <w:lastRenderedPageBreak/>
               <w:t>fear</w:t>
             </w:r>
           </w:p>
@@ -9716,6 +9736,7 @@
           <w:lang w:val="en-GB" w:eastAsia="it-IT"/>
           <w14:ligatures w14:val="none"/>
         </w:rPr>
+        <w:lastRenderedPageBreak/>
         <w:t>Moondream2 achieves 82.2% accuracy after one epoch of QLoRA fine-tuning (1/3 sample fraction, learning rate 1e-5, vision encoder frozen) on FER+, with 0% invalid predictions. Per-class highlights: happiness 92.0% F1, neutral 85.9%, surprise 81.2%, anger 77.6%; minority classes (disgust 28.6%, fear 39.5%, contempt 34.8%) remain weak due to class imbalance in FER+.</w:t>
       </w:r>
     </w:p>
@@ -9796,7 +9817,7 @@
           <w:kern w:val="0"/>
           <w:lang w:val="en-GB" w:eastAsia="it-IT"/>
         </w:rPr>
-        <w:pict w14:anchorId="5041B359">
+        <w:pict w14:anchorId="56D6F5BD">
           <v:rect id="_x0000_i1029" alt="" style="width:481.9pt;height:.05pt;mso-width-percent:0;mso-height-percent:0;mso-width-percent:0;mso-height-percent:0" o:hralign="center" o:hrstd="t" o:hr="t" fillcolor="#a0a0a0" stroked="f"/>
         </w:pict>
       </w:r>
@@ -10033,7 +10054,6 @@
           <w:lang w:val="en-GB" w:eastAsia="it-IT"/>
           <w14:ligatures w14:val="none"/>
         </w:rPr>
-        <w:lastRenderedPageBreak/>
         <w:t>ParkCameraScenarioFactory</w:t>
       </w:r>
       <w:r>
@@ -11257,6 +11277,7 @@
                 <w:lang w:val="en-GB" w:eastAsia="it-IT"/>
                 <w14:ligatures w14:val="none"/>
               </w:rPr>
+              <w:lastRenderedPageBreak/>
               <w:t>5</w:t>
             </w:r>
           </w:p>
@@ -12601,7 +12622,7 @@
           <w:kern w:val="0"/>
           <w:lang w:val="en-GB" w:eastAsia="it-IT"/>
         </w:rPr>
-        <w:pict w14:anchorId="288DAAC6">
+        <w:pict w14:anchorId="04F3DC81">
           <v:rect id="_x0000_i1028" alt="" style="width:481.9pt;height:.05pt;mso-width-percent:0;mso-height-percent:0;mso-width-percent:0;mso-height-percent:0" o:hralign="center" o:hrstd="t" o:hr="t" fillcolor="#a0a0a0" stroked="f"/>
         </w:pict>
       </w:r>
@@ -12652,17 +12673,7 @@
           <w:lang w:val="en-GB" w:eastAsia="it-IT"/>
           <w14:ligatures w14:val="none"/>
         </w:rPr>
-        <w:t xml:space="preserve">The proposed GER system addresses all defined requirements through a distributed IoT--cloud architecture. Frame acquisition (FR1, FR2), VLM-based emotion classification (FR3), persistent MySQL storage (FR4), mobile dashboard (FR5), natural-language AI agent (FR6), on-demand photo analysis with priority queue (FR7), and secure authentication via Cognito and Tailscale VPN (FR8, NFR3) are fully implemented. For PaliGemma 2, fine-tuning with LoRA at multiple learning rates consistently produced rapid overfitting due to the model's strong prior knowledge of facial expressions from SigLIP pre-training. The base model with a simple direct prompt achieved 69.5% accuracy and Macro F1 of 0.691 on the 4-class distress schema, </w:t>
-      </w:r>
-      <w:r>
-        <w:rPr>
-          <w:rFonts w:ascii="Times New Roman" w:eastAsia="Times New Roman" w:hAnsi="Times New Roman" w:cs="Times New Roman"/>
-          <w:kern w:val="0"/>
-          <w:lang w:val="en-GB" w:eastAsia="it-IT"/>
-          <w14:ligatures w14:val="none"/>
-        </w:rPr>
-        <w:lastRenderedPageBreak/>
-        <w:t>satisfying NFR5. Moondream2 achieves 82.2% accuracy on FER+, satisfying NFR4. The priority queue ensures mobile requests are served promptly alongside continuous edge node streams, satisfying NFR2.</w:t>
+        <w:t>The proposed GER system addresses all defined requirements through a distributed IoT--cloud architecture. Frame acquisition (FR1, FR2), VLM-based emotion classification (FR3), persistent MySQL storage (FR4), mobile dashboard (FR5), natural-language AI agent (FR6), on-demand photo analysis with priority queue (FR7), and secure authentication via Cognito and Tailscale VPN (FR8, NFR3) are fully implemented. For PaliGemma 2, fine-tuning with LoRA at multiple learning rates consistently produced rapid overfitting due to the model's strong prior knowledge of facial expressions from SigLIP pre-training. The base model with a simple direct prompt achieved 69.5% accuracy and Macro F1 of 0.691 on the 4-class distress schema, satisfying NFR5. Moondream2 achieves 82.2% accuracy on FER+, satisfying NFR4. The priority queue ensures mobile requests are served promptly alongside continuous edge node streams, satisfying NFR2.</w:t>
       </w:r>
     </w:p>
     <w:p>
@@ -12761,7 +12772,17 @@
           <w:lang w:val="en-GB" w:eastAsia="it-IT"/>
           <w14:ligatures w14:val="none"/>
         </w:rPr>
-        <w:t xml:space="preserve"> — Designed and implemented the general fine-tuning pipeline for the Vision-Language Models. This included applying QLoRA with 4-bit NF4 quantization, managing the chat conversion prompt to enforce structured JSON outputs, and implementing stratified sampling to preserve the original class distribution. I also integrated loss masking to isolate the assistant's answers and set up training guardrails, such as early stopping and learning-rate reduction to handle loss explosions.</w:t>
+        <w:t xml:space="preserve"> — Designed and implemented the general fine-tuning pipeline for the Vision-Language Models. This included applying QLoRA with 4-bit NF4 quantization, managing the chat conversion prompt to enforce structured JSON outputs, and implementing stratified sampling to preserve the original class distribution. I also integrated loss masking to isolate the assistant's answers and </w:t>
+      </w:r>
+      <w:r>
+        <w:rPr>
+          <w:rFonts w:ascii="Times New Roman" w:eastAsia="Times New Roman" w:hAnsi="Times New Roman" w:cs="Times New Roman"/>
+          <w:kern w:val="0"/>
+          <w:lang w:val="en-GB" w:eastAsia="it-IT"/>
+          <w14:ligatures w14:val="none"/>
+        </w:rPr>
+        <w:lastRenderedPageBreak/>
+        <w:t>set up training guardrails, such as early stopping and learning-rate reduction to handle loss explosions.</w:t>
       </w:r>
       <w:r>
         <w:rPr>
@@ -12995,7 +13016,7 @@
           <w:kern w:val="0"/>
           <w:lang w:val="en-GB" w:eastAsia="it-IT"/>
         </w:rPr>
-        <w:pict w14:anchorId="5E7A4AB2">
+        <w:pict w14:anchorId="1A690DEC">
           <v:rect id="_x0000_i1027" alt="" style="width:481.9pt;height:.05pt;mso-width-percent:0;mso-height-percent:0;mso-width-percent:0;mso-height-percent:0" o:hralign="center" o:hrstd="t" o:hr="t" fillcolor="#a0a0a0" stroked="f"/>
         </w:pict>
       </w:r>
@@ -13084,17 +13105,7 @@
           <w:lang w:val="en-GB" w:eastAsia="it-IT"/>
           <w14:ligatures w14:val="none"/>
         </w:rPr>
-        <w:t xml:space="preserve"> — Integrated Marco's fine-tuned Moondream2 and model_queue_service.py into the FastAPI startup lifecycle. The model is loaded onto the GPU once at startup; endpoint_one (normal priority) </w:t>
-      </w:r>
-      <w:r>
-        <w:rPr>
-          <w:rFonts w:ascii="Times New Roman" w:eastAsia="Times New Roman" w:hAnsi="Times New Roman" w:cs="Times New Roman"/>
-          <w:kern w:val="0"/>
-          <w:lang w:val="en-GB" w:eastAsia="it-IT"/>
-          <w14:ligatures w14:val="none"/>
-        </w:rPr>
-        <w:lastRenderedPageBreak/>
-        <w:t>serves Raspberry Pi frames, endpoint_two (weight=3) serves app photo requests, ensuring mobile responsiveness under continuous edge load.</w:t>
+        <w:t xml:space="preserve"> — Integrated Marco's fine-tuned Moondream2 and model_queue_service.py into the FastAPI startup lifecycle. The model is loaded onto the GPU once at startup; endpoint_one (normal priority) serves Raspberry Pi frames, endpoint_two (weight=3) serves app photo requests, ensuring mobile responsiveness under continuous edge load.</w:t>
       </w:r>
     </w:p>
     <w:p>
@@ -13214,7 +13225,16 @@
           <w:lang w:val="en-GB" w:eastAsia="it-IT"/>
           <w14:ligatures w14:val="none"/>
         </w:rPr>
-        <w:t xml:space="preserve"> (realized by Marco)</w:t>
+        <w:t xml:space="preserve"> </w:t>
+      </w:r>
+      <w:r>
+        <w:rPr>
+          <w:rFonts w:ascii="Times New Roman" w:eastAsia="Times New Roman" w:hAnsi="Times New Roman" w:cs="Times New Roman"/>
+          <w:kern w:val="0"/>
+          <w:lang w:val="en-GB" w:eastAsia="it-IT"/>
+          <w14:ligatures w14:val="none"/>
+        </w:rPr>
+        <w:t>(realized by Marco)</w:t>
       </w:r>
       <w:r>
         <w:rPr>
@@ -13245,6 +13265,7 @@
           <w:lang w:val="en-GB" w:eastAsia="it-IT"/>
           <w14:ligatures w14:val="none"/>
         </w:rPr>
+        <w:lastRenderedPageBreak/>
         <w:t>AWS Infrastructure</w:t>
       </w:r>
       <w:r>
@@ -13373,7 +13394,7 @@
           <w:kern w:val="0"/>
           <w:lang w:val="en-GB" w:eastAsia="it-IT"/>
         </w:rPr>
-        <w:pict w14:anchorId="46D9BE45">
+        <w:pict w14:anchorId="5B88D137">
           <v:rect id="_x0000_i1026" alt="" style="width:481.9pt;height:.05pt;mso-width-percent:0;mso-height-percent:0;mso-width-percent:0;mso-height-percent:0" o:hralign="center" o:hrstd="t" o:hr="t" fillcolor="#a0a0a0" stroked="f"/>
         </w:pict>
       </w:r>
@@ -13430,24 +13451,44 @@
           <w:lang w:val="en-GB" w:eastAsia="it-IT"/>
           <w14:ligatures w14:val="none"/>
         </w:rPr>
-        <w:t xml:space="preserve"> — </w:t>
-      </w:r>
-      <w:r>
-        <w:rPr>
-          <w:rFonts w:ascii="Times New Roman" w:eastAsia="Times New Roman" w:hAnsi="Times New Roman" w:cs="Times New Roman"/>
-          <w:kern w:val="0"/>
-          <w:lang w:val="en-GB" w:eastAsia="it-IT"/>
-          <w14:ligatures w14:val="none"/>
-        </w:rPr>
-        <w:t>Collaborated with Gianluca to design and validate critical communication endpoints. Successfully established a seamless, secure data flow across the entire network mesh.</w:t>
+        <w:t xml:space="preserve"> </w:t>
+      </w:r>
+      <w:r>
+        <w:rPr>
+          <w:rFonts w:ascii="Times New Roman" w:eastAsia="Times New Roman" w:hAnsi="Times New Roman" w:cs="Times New Roman"/>
+          <w:kern w:val="0"/>
+          <w:lang w:val="en-GB" w:eastAsia="it-IT"/>
+          <w14:ligatures w14:val="none"/>
+        </w:rPr>
+        <w:t xml:space="preserve">— </w:t>
+      </w:r>
+      <w:r>
+        <w:rPr>
+          <w:rFonts w:ascii="Times New Roman" w:eastAsia="Times New Roman" w:hAnsi="Times New Roman" w:cs="Times New Roman"/>
+          <w:kern w:val="0"/>
+          <w:lang w:val="en-GB" w:eastAsia="it-IT"/>
+          <w14:ligatures w14:val="none"/>
+        </w:rPr>
+        <w:t>Collaborated with Gianluca to design and validate critical communication endpoints, establishing a seamless and secure data flow across the entire network mesh</w:t>
+      </w:r>
+      <w:r>
+        <w:rPr>
+          <w:rFonts w:ascii="Times New Roman" w:eastAsia="Times New Roman" w:hAnsi="Times New Roman" w:cs="Times New Roman"/>
+          <w:kern w:val="0"/>
+          <w:lang w:val="en-GB" w:eastAsia="it-IT"/>
+          <w14:ligatures w14:val="none"/>
+        </w:rPr>
+        <w:t>.</w:t>
       </w:r>
     </w:p>
     <w:p>
       <w:pPr>
         <w:spacing w:before="100" w:beforeAutospacing="1" w:after="100" w:afterAutospacing="1" w:line="240" w:lineRule="auto"/>
         <w:rPr>
-          <w:rFonts w:ascii="Times New Roman" w:hAnsi="Times New Roman" w:cs="Times New Roman"/>
-          <w:lang w:val="en-GB"/>
+          <w:rFonts w:ascii="Times New Roman" w:eastAsia="Times New Roman" w:hAnsi="Times New Roman" w:cs="Times New Roman"/>
+          <w:kern w:val="0"/>
+          <w:lang w:val="en-GB" w:eastAsia="it-IT"/>
+          <w14:ligatures w14:val="none"/>
         </w:rPr>
       </w:pPr>
       <w:r>
@@ -13468,174 +13509,172 @@
           <w:lang w:val="en-GB" w:eastAsia="it-IT"/>
           <w14:ligatures w14:val="none"/>
         </w:rPr>
-        <w:t xml:space="preserve"> — </w:t>
-      </w:r>
-      <w:r>
-        <w:rPr>
-          <w:rFonts w:ascii="Times New Roman" w:hAnsi="Times New Roman" w:cs="Times New Roman"/>
-          <w:lang w:val="en-GB"/>
-        </w:rPr>
-        <w:t xml:space="preserve">Architected and deployed a secure cloud infrastructure backbone. </w:t>
+        <w:t xml:space="preserve"> </w:t>
+      </w:r>
+      <w:r>
+        <w:rPr>
+          <w:rFonts w:ascii="Times New Roman" w:eastAsia="Times New Roman" w:hAnsi="Times New Roman" w:cs="Times New Roman"/>
+          <w:kern w:val="0"/>
+          <w:lang w:val="en-GB" w:eastAsia="it-IT"/>
+          <w14:ligatures w14:val="none"/>
+        </w:rPr>
+        <w:t xml:space="preserve">— </w:t>
+      </w:r>
+      <w:r>
+        <w:rPr>
+          <w:rFonts w:ascii="Times New Roman" w:eastAsia="Times New Roman" w:hAnsi="Times New Roman" w:cs="Times New Roman"/>
+          <w:kern w:val="0"/>
+          <w:lang w:val="en-GB" w:eastAsia="it-IT"/>
+          <w14:ligatures w14:val="none"/>
+        </w:rPr>
+        <w:t>Architected and deployed a secure cloud infrastructure backbone. Implemented AWS Cognito for centralized user authentication and provided corresponding code/requests for requiring and validating JWT tokens. Started working on scalable data models using Amazon DynamoDB and proposed a custom API Gateway integration to isolate internal computing instances from public exposure (both components paused due to cost-efficiency considerations).</w:t>
       </w:r>
     </w:p>
     <w:p>
       <w:pPr>
-        <w:pStyle w:val="Paragrafoelenco"/>
-        <w:numPr>
-          <w:ilvl w:val="0"/>
-          <w:numId w:val="7"/>
-        </w:numPr>
         <w:spacing w:before="100" w:beforeAutospacing="1" w:after="100" w:afterAutospacing="1" w:line="240" w:lineRule="auto"/>
         <w:rPr>
-          <w:rFonts w:ascii="Times New Roman" w:hAnsi="Times New Roman" w:cs="Times New Roman"/>
-          <w:lang w:val="en-GB"/>
-        </w:rPr>
-      </w:pPr>
-      <w:r>
-        <w:rPr>
-          <w:rFonts w:ascii="Times New Roman" w:hAnsi="Times New Roman" w:cs="Times New Roman"/>
-          <w:lang w:val="en-GB"/>
-        </w:rPr>
-        <w:t xml:space="preserve">Implemented </w:t>
-      </w:r>
-      <w:r>
-        <w:rPr>
-          <w:rFonts w:ascii="Times New Roman" w:hAnsi="Times New Roman" w:cs="Times New Roman"/>
+          <w:rFonts w:ascii="Times New Roman" w:eastAsia="Times New Roman" w:hAnsi="Times New Roman" w:cs="Times New Roman"/>
+          <w:kern w:val="0"/>
+          <w:lang w:val="en-GB" w:eastAsia="it-IT"/>
+          <w14:ligatures w14:val="none"/>
+        </w:rPr>
+      </w:pPr>
+      <w:r>
+        <w:rPr>
+          <w:rFonts w:ascii="Times New Roman" w:eastAsia="Times New Roman" w:hAnsi="Times New Roman" w:cs="Times New Roman"/>
           <w:b/>
           <w:bCs/>
-          <w:lang w:val="en-GB"/>
-        </w:rPr>
-        <w:t>AWS Cognito</w:t>
-      </w:r>
-      <w:r>
-        <w:rPr>
-          <w:rFonts w:ascii="Times New Roman" w:hAnsi="Times New Roman" w:cs="Times New Roman"/>
-          <w:lang w:val="en-GB"/>
-        </w:rPr>
-        <w:t xml:space="preserve"> for centralized user authentication</w:t>
-      </w:r>
-      <w:r>
-        <w:rPr>
-          <w:rFonts w:ascii="Times New Roman" w:hAnsi="Times New Roman" w:cs="Times New Roman"/>
-          <w:lang w:val="en-GB"/>
-        </w:rPr>
-        <w:t xml:space="preserve"> and given everyone the corresponding code/requests to require and validate JWTtokens.</w:t>
+          <w:kern w:val="0"/>
+          <w:lang w:val="en-GB" w:eastAsia="it-IT"/>
+          <w14:ligatures w14:val="none"/>
+        </w:rPr>
+        <w:t>Secure Network Topology (Tailscale VPN)</w:t>
+      </w:r>
+      <w:r>
+        <w:rPr>
+          <w:rFonts w:ascii="Times New Roman" w:eastAsia="Times New Roman" w:hAnsi="Times New Roman" w:cs="Times New Roman"/>
+          <w:kern w:val="0"/>
+          <w:lang w:val="en-GB" w:eastAsia="it-IT"/>
+          <w14:ligatures w14:val="none"/>
+        </w:rPr>
+        <w:t xml:space="preserve"> </w:t>
+      </w:r>
+      <w:r>
+        <w:rPr>
+          <w:rFonts w:ascii="Times New Roman" w:eastAsia="Times New Roman" w:hAnsi="Times New Roman" w:cs="Times New Roman"/>
+          <w:kern w:val="0"/>
+          <w:lang w:val="en-GB" w:eastAsia="it-IT"/>
+          <w14:ligatures w14:val="none"/>
+        </w:rPr>
+        <w:t xml:space="preserve">— </w:t>
+      </w:r>
+      <w:r>
+        <w:rPr>
+          <w:rFonts w:ascii="Times New Roman" w:eastAsia="Times New Roman" w:hAnsi="Times New Roman" w:cs="Times New Roman"/>
+          <w:kern w:val="0"/>
+          <w:lang w:val="en-GB" w:eastAsia="it-IT"/>
+          <w14:ligatures w14:val="none"/>
+        </w:rPr>
+        <w:t>Engineered a cost-effective, rapid-deployment network security strategy by implementing a private Tailscale VPN (Tailnet). This bypassed high-cost traditional networking infrastructure while completely isolating the core EC2 instance from public internet threats as an alternative to Amazon's API Gateway.</w:t>
       </w:r>
     </w:p>
     <w:p>
       <w:pPr>
-        <w:pStyle w:val="Paragrafoelenco"/>
-        <w:numPr>
-          <w:ilvl w:val="0"/>
-          <w:numId w:val="7"/>
-        </w:numPr>
         <w:spacing w:before="100" w:beforeAutospacing="1" w:after="100" w:afterAutospacing="1" w:line="240" w:lineRule="auto"/>
         <w:rPr>
-          <w:rFonts w:ascii="Times New Roman" w:hAnsi="Times New Roman" w:cs="Times New Roman"/>
-          <w:lang w:val="en-GB"/>
-        </w:rPr>
-      </w:pPr>
-      <w:r>
-        <w:rPr>
-          <w:rFonts w:ascii="Times New Roman" w:hAnsi="Times New Roman" w:cs="Times New Roman"/>
-          <w:lang w:val="en-GB"/>
-        </w:rPr>
-        <w:t>Carried out the design of</w:t>
-      </w:r>
-      <w:r>
-        <w:rPr>
-          <w:rFonts w:ascii="Times New Roman" w:hAnsi="Times New Roman" w:cs="Times New Roman"/>
-          <w:lang w:val="en-GB"/>
-        </w:rPr>
-        <w:t xml:space="preserve"> scalable data models using </w:t>
-      </w:r>
-      <w:r>
-        <w:rPr>
-          <w:rFonts w:ascii="Times New Roman" w:hAnsi="Times New Roman" w:cs="Times New Roman"/>
+          <w:rFonts w:ascii="Times New Roman" w:eastAsia="Times New Roman" w:hAnsi="Times New Roman" w:cs="Times New Roman"/>
+          <w:kern w:val="0"/>
+          <w:lang w:val="en-GB" w:eastAsia="it-IT"/>
+          <w14:ligatures w14:val="none"/>
+        </w:rPr>
+      </w:pPr>
+      <w:r>
+        <w:rPr>
+          <w:rFonts w:ascii="Times New Roman" w:eastAsia="Times New Roman" w:hAnsi="Times New Roman" w:cs="Times New Roman"/>
           <w:b/>
           <w:bCs/>
-          <w:lang w:val="en-GB"/>
-        </w:rPr>
-        <w:t xml:space="preserve">Amazon DynamoDB </w:t>
-      </w:r>
-      <w:r>
-        <w:rPr>
-          <w:rFonts w:ascii="Times New Roman" w:hAnsi="Times New Roman" w:cs="Times New Roman"/>
-          <w:lang w:val="en-GB"/>
-        </w:rPr>
-        <w:t>(</w:t>
-      </w:r>
-      <w:r>
-        <w:rPr>
-          <w:rFonts w:ascii="Times New Roman" w:hAnsi="Times New Roman" w:cs="Times New Roman"/>
-          <w:lang w:val="en-GB"/>
-        </w:rPr>
-        <w:t>interrupted mid process. N</w:t>
-      </w:r>
-      <w:r>
-        <w:rPr>
-          <w:rFonts w:ascii="Times New Roman" w:hAnsi="Times New Roman" w:cs="Times New Roman"/>
-          <w:lang w:val="en-GB"/>
-        </w:rPr>
-        <w:t xml:space="preserve">ot used due to cost and ease of testing). </w:t>
+          <w:kern w:val="0"/>
+          <w:lang w:val="en-GB" w:eastAsia="it-IT"/>
+          <w14:ligatures w14:val="none"/>
+        </w:rPr>
+        <w:t>End-to-End System Testing</w:t>
+      </w:r>
+      <w:r>
+        <w:rPr>
+          <w:rFonts w:ascii="Times New Roman" w:eastAsia="Times New Roman" w:hAnsi="Times New Roman" w:cs="Times New Roman"/>
+          <w:kern w:val="0"/>
+          <w:lang w:val="en-GB" w:eastAsia="it-IT"/>
+          <w14:ligatures w14:val="none"/>
+        </w:rPr>
+        <w:t xml:space="preserve"> </w:t>
+      </w:r>
+      <w:r>
+        <w:rPr>
+          <w:rFonts w:ascii="Times New Roman" w:eastAsia="Times New Roman" w:hAnsi="Times New Roman" w:cs="Times New Roman"/>
+          <w:kern w:val="0"/>
+          <w:lang w:val="en-GB" w:eastAsia="it-IT"/>
+          <w14:ligatures w14:val="none"/>
+        </w:rPr>
+        <w:t xml:space="preserve">— </w:t>
+      </w:r>
+      <w:r>
+        <w:rPr>
+          <w:rFonts w:ascii="Times New Roman" w:eastAsia="Times New Roman" w:hAnsi="Times New Roman" w:cs="Times New Roman"/>
+          <w:kern w:val="0"/>
+          <w:lang w:val="en-GB" w:eastAsia="it-IT"/>
+          <w14:ligatures w14:val="none"/>
+        </w:rPr>
+        <w:t>Validated overall system integrity and deployment stability of individual components, followed by testing the synergy and integration of all sub-systems within the complex architecture.</w:t>
       </w:r>
     </w:p>
     <w:p>
       <w:pPr>
-        <w:pStyle w:val="Paragrafoelenco"/>
-        <w:numPr>
-          <w:ilvl w:val="0"/>
-          <w:numId w:val="7"/>
-        </w:numPr>
         <w:spacing w:before="100" w:beforeAutospacing="1" w:after="100" w:afterAutospacing="1" w:line="240" w:lineRule="auto"/>
         <w:rPr>
-          <w:rFonts w:ascii="Times New Roman" w:hAnsi="Times New Roman" w:cs="Times New Roman"/>
-          <w:lang w:val="en-GB"/>
-        </w:rPr>
-      </w:pPr>
-      <w:r>
-        <w:rPr>
-          <w:rFonts w:ascii="Times New Roman" w:hAnsi="Times New Roman" w:cs="Times New Roman"/>
-          <w:lang w:val="en-GB"/>
-        </w:rPr>
-        <w:t xml:space="preserve">Proposed a </w:t>
-      </w:r>
-      <w:r>
-        <w:rPr>
-          <w:rFonts w:ascii="Times New Roman" w:hAnsi="Times New Roman" w:cs="Times New Roman"/>
-          <w:lang w:val="en-GB"/>
-        </w:rPr>
-        <w:t xml:space="preserve">design for a </w:t>
-      </w:r>
-      <w:r>
-        <w:rPr>
-          <w:rFonts w:ascii="Times New Roman" w:hAnsi="Times New Roman" w:cs="Times New Roman"/>
-          <w:lang w:val="en-GB"/>
-        </w:rPr>
-        <w:t xml:space="preserve">custom </w:t>
-      </w:r>
-      <w:r>
-        <w:rPr>
-          <w:rFonts w:ascii="Times New Roman" w:hAnsi="Times New Roman" w:cs="Times New Roman"/>
+          <w:rFonts w:ascii="Times New Roman" w:eastAsia="Times New Roman" w:hAnsi="Times New Roman" w:cs="Times New Roman"/>
+          <w:kern w:val="0"/>
+          <w:lang w:val="en-GB" w:eastAsia="it-IT"/>
+          <w14:ligatures w14:val="none"/>
+        </w:rPr>
+      </w:pPr>
+      <w:r>
+        <w:rPr>
+          <w:rFonts w:ascii="Times New Roman" w:eastAsia="Times New Roman" w:hAnsi="Times New Roman" w:cs="Times New Roman"/>
           <w:b/>
           <w:bCs/>
-          <w:lang w:val="en-GB"/>
-        </w:rPr>
-        <w:t>API Gateway</w:t>
-      </w:r>
-      <w:r>
-        <w:rPr>
-          <w:rFonts w:ascii="Times New Roman" w:hAnsi="Times New Roman" w:cs="Times New Roman"/>
-          <w:lang w:val="en-GB"/>
-        </w:rPr>
-        <w:t xml:space="preserve"> integration to isolate internal computing instances from public exposure, as done in production lines</w:t>
-      </w:r>
-      <w:r>
-        <w:rPr>
-          <w:rFonts w:ascii="Times New Roman" w:hAnsi="Times New Roman" w:cs="Times New Roman"/>
-          <w:lang w:val="en-GB"/>
-        </w:rPr>
-        <w:t>. This was even interrupted due to costs.</w:t>
+          <w:kern w:val="0"/>
+          <w:lang w:val="en-GB" w:eastAsia="it-IT"/>
+          <w14:ligatures w14:val="none"/>
+        </w:rPr>
+        <w:t>Group Emotion Dataset</w:t>
+      </w:r>
+      <w:r>
+        <w:rPr>
+          <w:rFonts w:ascii="Times New Roman" w:eastAsia="Times New Roman" w:hAnsi="Times New Roman" w:cs="Times New Roman"/>
+          <w:kern w:val="0"/>
+          <w:lang w:val="en-GB" w:eastAsia="it-IT"/>
+          <w14:ligatures w14:val="none"/>
+        </w:rPr>
+        <w:t xml:space="preserve"> </w:t>
+      </w:r>
+      <w:r>
+        <w:rPr>
+          <w:rFonts w:ascii="Times New Roman" w:eastAsia="Times New Roman" w:hAnsi="Times New Roman" w:cs="Times New Roman"/>
+          <w:kern w:val="0"/>
+          <w:lang w:val="en-GB" w:eastAsia="it-IT"/>
+          <w14:ligatures w14:val="none"/>
+        </w:rPr>
+        <w:t xml:space="preserve">— </w:t>
+      </w:r>
+      <w:r>
+        <w:rPr>
+          <w:rFonts w:ascii="Times New Roman" w:eastAsia="Times New Roman" w:hAnsi="Times New Roman" w:cs="Times New Roman"/>
+          <w:kern w:val="0"/>
+          <w:lang w:val="en-GB" w:eastAsia="it-IT"/>
+          <w14:ligatures w14:val="none"/>
+        </w:rPr>
+        <w:t>Curated, formatted, and processed a specialized group emotion recognition dataset sourced from stock photos and movie frames to rigorously test, validate, and baseline the performance of all Vision-Language Models (VLMs).</w:t>
       </w:r>
     </w:p>
     <w:p>
@@ -13657,7 +13696,16 @@
           <w:lang w:val="en-GB" w:eastAsia="it-IT"/>
           <w14:ligatures w14:val="none"/>
         </w:rPr>
-        <w:t xml:space="preserve">Secure Network Topology (Tailscale VPN) </w:t>
+        <w:t>Vision-Language Model (VLM) Optimization</w:t>
+      </w:r>
+      <w:r>
+        <w:rPr>
+          <w:rFonts w:ascii="Times New Roman" w:eastAsia="Times New Roman" w:hAnsi="Times New Roman" w:cs="Times New Roman"/>
+          <w:kern w:val="0"/>
+          <w:lang w:val="en-GB" w:eastAsia="it-IT"/>
+          <w14:ligatures w14:val="none"/>
+        </w:rPr>
+        <w:t xml:space="preserve"> </w:t>
       </w:r>
       <w:r>
         <w:rPr>
@@ -13675,141 +13723,213 @@
           <w:lang w:val="en-GB" w:eastAsia="it-IT"/>
           <w14:ligatures w14:val="none"/>
         </w:rPr>
-        <w:t>Engineered a cost-effective, rapid-deployment network security strategy by implementing a private Tailscale VPN (Tailnet). This bypassed high-cost traditional networking infrastructure while completely isolating the core EC2 instance from public internet threats. The alternative was Amazon’s API Gateway.</w:t>
+        <w:t>Executed the successful fine-tuning of the Moondream2 VLM, adapting the model to accurately extract and classify targeted emotional indicators. Conducted multiple parameter optimization runs.</w:t>
       </w:r>
     </w:p>
     <w:p>
       <w:pPr>
         <w:spacing w:before="100" w:beforeAutospacing="1" w:after="100" w:afterAutospacing="1" w:line="240" w:lineRule="auto"/>
         <w:rPr>
-          <w:rFonts w:ascii="Times New Roman" w:hAnsi="Times New Roman" w:cs="Times New Roman"/>
-          <w:lang w:val="en-GB"/>
-        </w:rPr>
-      </w:pPr>
-      <w:r>
-        <w:rPr>
-          <w:rFonts w:ascii="Times New Roman" w:hAnsi="Times New Roman" w:cs="Times New Roman"/>
+          <w:rFonts w:ascii="Times New Roman" w:eastAsia="Times New Roman" w:hAnsi="Times New Roman" w:cs="Times New Roman"/>
+          <w:kern w:val="0"/>
+          <w:lang w:val="en-GB" w:eastAsia="it-IT"/>
+          <w14:ligatures w14:val="none"/>
+        </w:rPr>
+      </w:pPr>
+      <w:r>
+        <w:rPr>
+          <w:rFonts w:ascii="Times New Roman" w:eastAsia="Times New Roman" w:hAnsi="Times New Roman" w:cs="Times New Roman"/>
           <w:b/>
           <w:bCs/>
-          <w:lang w:val="en-GB"/>
-        </w:rPr>
-        <w:t>End-to-End System Testing</w:t>
-      </w:r>
-      <w:r>
-        <w:rPr>
-          <w:rFonts w:ascii="Times New Roman" w:hAnsi="Times New Roman" w:cs="Times New Roman"/>
-          <w:lang w:val="en-GB"/>
-        </w:rPr>
-        <w:t xml:space="preserve"> — Validated overall system integrity and deployment stability</w:t>
-      </w:r>
-      <w:r>
-        <w:rPr>
-          <w:rFonts w:ascii="Times New Roman" w:hAnsi="Times New Roman" w:cs="Times New Roman"/>
-          <w:lang w:val="en-GB"/>
-        </w:rPr>
-        <w:t xml:space="preserve"> of my single implementad parts and then tested the synergy of said parts in the complex system. </w:t>
+          <w:kern w:val="0"/>
+          <w:lang w:val="en-GB" w:eastAsia="it-IT"/>
+          <w14:ligatures w14:val="none"/>
+        </w:rPr>
+        <w:t>Asynchronous Service Architecture (VLM-as-a-Service)</w:t>
+      </w:r>
+      <w:r>
+        <w:rPr>
+          <w:rFonts w:ascii="Times New Roman" w:eastAsia="Times New Roman" w:hAnsi="Times New Roman" w:cs="Times New Roman"/>
+          <w:kern w:val="0"/>
+          <w:lang w:val="en-GB" w:eastAsia="it-IT"/>
+          <w14:ligatures w14:val="none"/>
+        </w:rPr>
+        <w:t xml:space="preserve"> </w:t>
+      </w:r>
+      <w:r>
+        <w:rPr>
+          <w:rFonts w:ascii="Times New Roman" w:eastAsia="Times New Roman" w:hAnsi="Times New Roman" w:cs="Times New Roman"/>
+          <w:kern w:val="0"/>
+          <w:lang w:val="en-GB" w:eastAsia="it-IT"/>
+          <w14:ligatures w14:val="none"/>
+        </w:rPr>
+        <w:t xml:space="preserve">— </w:t>
+      </w:r>
+      <w:r>
+        <w:rPr>
+          <w:rFonts w:ascii="Times New Roman" w:eastAsia="Times New Roman" w:hAnsi="Times New Roman" w:cs="Times New Roman"/>
+          <w:kern w:val="0"/>
+          <w:lang w:val="en-GB" w:eastAsia="it-IT"/>
+          <w14:ligatures w14:val="none"/>
+        </w:rPr>
+        <w:t>Engineered a dual-queue priority architecture to manage VLM inference requests. Implemented strict rate-prioritization logic that prioritizes real-time mobile application interactions over automated background EmotionNode data collection to guarantee minimal user latency.</w:t>
       </w:r>
     </w:p>
     <w:p>
       <w:pPr>
         <w:spacing w:before="100" w:beforeAutospacing="1" w:after="100" w:afterAutospacing="1" w:line="240" w:lineRule="auto"/>
         <w:rPr>
-          <w:rFonts w:ascii="Times New Roman" w:hAnsi="Times New Roman" w:cs="Times New Roman"/>
-          <w:lang w:val="en-GB"/>
-        </w:rPr>
-      </w:pPr>
-      <w:r>
-        <w:rPr>
-          <w:rFonts w:ascii="Times New Roman" w:hAnsi="Times New Roman" w:cs="Times New Roman"/>
+          <w:rFonts w:ascii="Times New Roman" w:eastAsia="Times New Roman" w:hAnsi="Times New Roman" w:cs="Times New Roman"/>
+          <w:kern w:val="0"/>
+          <w:lang w:val="en-GB" w:eastAsia="it-IT"/>
+          <w14:ligatures w14:val="none"/>
+        </w:rPr>
+      </w:pPr>
+      <w:r>
+        <w:rPr>
+          <w:rFonts w:ascii="Times New Roman" w:eastAsia="Times New Roman" w:hAnsi="Times New Roman" w:cs="Times New Roman"/>
           <w:b/>
           <w:bCs/>
-          <w:lang w:val="en-GB"/>
-        </w:rPr>
-        <w:lastRenderedPageBreak/>
-        <w:t xml:space="preserve">New small group emotion dataset for visual human validation </w:t>
-      </w:r>
-      <w:r>
-        <w:rPr>
-          <w:rFonts w:ascii="Times New Roman" w:hAnsi="Times New Roman" w:cs="Times New Roman"/>
-          <w:lang w:val="en-GB"/>
+          <w:kern w:val="0"/>
+          <w:lang w:val="en-GB" w:eastAsia="it-IT"/>
+          <w14:ligatures w14:val="none"/>
+        </w:rPr>
+        <w:t>IoT Messaging &amp; Edge Integration</w:t>
+      </w:r>
+      <w:r>
+        <w:rPr>
+          <w:rFonts w:ascii="Times New Roman" w:eastAsia="Times New Roman" w:hAnsi="Times New Roman" w:cs="Times New Roman"/>
+          <w:kern w:val="0"/>
+          <w:lang w:val="en-GB" w:eastAsia="it-IT"/>
+          <w14:ligatures w14:val="none"/>
+        </w:rPr>
+        <w:t xml:space="preserve"> </w:t>
+      </w:r>
+      <w:r>
+        <w:rPr>
+          <w:rFonts w:ascii="Times New Roman" w:eastAsia="Times New Roman" w:hAnsi="Times New Roman" w:cs="Times New Roman"/>
+          <w:kern w:val="0"/>
+          <w:lang w:val="en-GB" w:eastAsia="it-IT"/>
+          <w14:ligatures w14:val="none"/>
         </w:rPr>
         <w:t xml:space="preserve">— </w:t>
       </w:r>
       <w:r>
         <w:rPr>
-          <w:rFonts w:ascii="Times New Roman" w:hAnsi="Times New Roman" w:cs="Times New Roman"/>
-          <w:lang w:val="en-GB"/>
-        </w:rPr>
-        <w:t>Curated, formatted, and processed a specialized group emotion recognition dataset</w:t>
-      </w:r>
-      <w:r>
-        <w:rPr>
-          <w:rFonts w:ascii="Times New Roman" w:hAnsi="Times New Roman" w:cs="Times New Roman"/>
-          <w:lang w:val="en-GB"/>
-        </w:rPr>
-        <w:t xml:space="preserve"> (taken from stock photos and movie frames)</w:t>
-      </w:r>
-      <w:r>
-        <w:rPr>
-          <w:rFonts w:ascii="Times New Roman" w:hAnsi="Times New Roman" w:cs="Times New Roman"/>
-          <w:lang w:val="en-GB"/>
-        </w:rPr>
-        <w:t xml:space="preserve"> to rigorously test and baseline all VLMs performance. </w:t>
+          <w:rFonts w:ascii="Times New Roman" w:eastAsia="Times New Roman" w:hAnsi="Times New Roman" w:cs="Times New Roman"/>
+          <w:kern w:val="0"/>
+          <w:lang w:val="en-GB" w:eastAsia="it-IT"/>
+          <w14:ligatures w14:val="none"/>
+        </w:rPr>
+        <w:t>Developed a Python-based backend messaging microservice utilizing the MQTT protocol to immediately forward ingested data from the EmotionNodes to the digital twin's broker on the specified topic. Optimized the service for rapid backend integration.</w:t>
       </w:r>
     </w:p>
     <w:p>
       <w:pPr>
         <w:spacing w:before="100" w:beforeAutospacing="1" w:after="100" w:afterAutospacing="1" w:line="240" w:lineRule="auto"/>
         <w:rPr>
-          <w:rFonts w:ascii="Times New Roman" w:hAnsi="Times New Roman" w:cs="Times New Roman"/>
-          <w:lang w:val="en-GB"/>
-        </w:rPr>
-      </w:pPr>
-      <w:r>
-        <w:rPr>
-          <w:rFonts w:ascii="Times New Roman" w:hAnsi="Times New Roman" w:cs="Times New Roman"/>
+          <w:rFonts w:ascii="Times New Roman" w:eastAsia="Times New Roman" w:hAnsi="Times New Roman" w:cs="Times New Roman"/>
+          <w:kern w:val="0"/>
+          <w:lang w:val="en-GB" w:eastAsia="it-IT"/>
+          <w14:ligatures w14:val="none"/>
+        </w:rPr>
+      </w:pPr>
+      <w:r>
+        <w:rPr>
+          <w:rFonts w:ascii="Times New Roman" w:eastAsia="Times New Roman" w:hAnsi="Times New Roman" w:cs="Times New Roman"/>
           <w:b/>
           <w:bCs/>
-          <w:lang w:val="en-GB"/>
-        </w:rPr>
-        <w:t>Vision-Language Model (VLM) Optimization</w:t>
-      </w:r>
-      <w:r>
-        <w:rPr>
-          <w:rFonts w:ascii="Times New Roman" w:hAnsi="Times New Roman" w:cs="Times New Roman"/>
-          <w:lang w:val="en-GB"/>
-        </w:rPr>
-        <w:t xml:space="preserve"> — Went though the successful fine-tuning of the </w:t>
-      </w:r>
-      <w:r>
-        <w:rPr>
-          <w:rFonts w:ascii="Times New Roman" w:hAnsi="Times New Roman" w:cs="Times New Roman"/>
+          <w:kern w:val="0"/>
+          <w:lang w:val="en-GB" w:eastAsia="it-IT"/>
+          <w14:ligatures w14:val="none"/>
+        </w:rPr>
+        <w:t>Full-Stack Mobile Application</w:t>
+      </w:r>
+      <w:r>
+        <w:rPr>
+          <w:rFonts w:ascii="Times New Roman" w:eastAsia="Times New Roman" w:hAnsi="Times New Roman" w:cs="Times New Roman"/>
+          <w:kern w:val="0"/>
+          <w:lang w:val="en-GB" w:eastAsia="it-IT"/>
+          <w14:ligatures w14:val="none"/>
+        </w:rPr>
+        <w:t xml:space="preserve"> </w:t>
+      </w:r>
+      <w:r>
+        <w:rPr>
+          <w:rFonts w:ascii="Times New Roman" w:eastAsia="Times New Roman" w:hAnsi="Times New Roman" w:cs="Times New Roman"/>
+          <w:kern w:val="0"/>
+          <w:lang w:val="en-GB" w:eastAsia="it-IT"/>
+          <w14:ligatures w14:val="none"/>
+        </w:rPr>
+        <w:t xml:space="preserve">— </w:t>
+      </w:r>
+      <w:r>
+        <w:rPr>
+          <w:rFonts w:ascii="Times New Roman" w:eastAsia="Times New Roman" w:hAnsi="Times New Roman" w:cs="Times New Roman"/>
+          <w:kern w:val="0"/>
+          <w:lang w:val="en-GB" w:eastAsia="it-IT"/>
+          <w14:ligatures w14:val="none"/>
+        </w:rPr>
+        <w:t xml:space="preserve">Designed, built, and deployed a cross-platform Flutter-based mobile application. Integrated secure authentication lifecycles via AWS Cognito, built custom hooks for real-time </w:t>
+      </w:r>
+      <w:r>
+        <w:rPr>
+          <w:rFonts w:ascii="Times New Roman" w:eastAsia="Times New Roman" w:hAnsi="Times New Roman" w:cs="Times New Roman"/>
+          <w:kern w:val="0"/>
+          <w:lang w:val="en-GB" w:eastAsia="it-IT"/>
+          <w14:ligatures w14:val="none"/>
+        </w:rPr>
+        <w:lastRenderedPageBreak/>
+        <w:t>relational data retrieval from the backend, integrated the conversational AI interface layer, and managed the connection to the private Tailnet.</w:t>
+      </w:r>
+    </w:p>
+    <w:p>
+      <w:pPr>
+        <w:spacing w:before="100" w:beforeAutospacing="1" w:after="100" w:afterAutospacing="1" w:line="240" w:lineRule="auto"/>
+        <w:rPr>
+          <w:rFonts w:ascii="Times New Roman" w:eastAsia="Times New Roman" w:hAnsi="Times New Roman" w:cs="Times New Roman"/>
+          <w:kern w:val="0"/>
+          <w:lang w:val="en-GB" w:eastAsia="it-IT"/>
+          <w14:ligatures w14:val="none"/>
+        </w:rPr>
+      </w:pPr>
+      <w:r>
+        <w:rPr>
+          <w:rFonts w:ascii="Times New Roman" w:eastAsia="Times New Roman" w:hAnsi="Times New Roman" w:cs="Times New Roman"/>
           <w:b/>
           <w:bCs/>
-          <w:lang w:val="en-GB"/>
-        </w:rPr>
-        <w:t>Moondream 2 VLM</w:t>
-      </w:r>
-      <w:r>
-        <w:rPr>
-          <w:rFonts w:ascii="Times New Roman" w:hAnsi="Times New Roman" w:cs="Times New Roman"/>
-          <w:lang w:val="en-GB"/>
-        </w:rPr>
-        <w:t>, successfully adapting the model to extract and classify targeted emotional indicators.</w:t>
-      </w:r>
-      <w:r>
-        <w:rPr>
-          <w:rFonts w:ascii="Times New Roman" w:hAnsi="Times New Roman" w:cs="Times New Roman"/>
-          <w:lang w:val="en-GB"/>
-        </w:rPr>
-        <w:t xml:space="preserve"> Actually made multiple runs tweaking some parameters but some of the ries ended out triggering and suddenly sopping due to validation parameters being not so steady. Ended up choosing the best </w:t>
-      </w:r>
-      <w:r>
-        <w:rPr>
-          <w:rFonts w:ascii="Times New Roman" w:hAnsi="Times New Roman" w:cs="Times New Roman"/>
-          <w:lang w:val="en-GB"/>
-        </w:rPr>
-        <w:t>run (also the one that took less time to carry out).</w:t>
+          <w:kern w:val="0"/>
+          <w:lang w:val="en-GB" w:eastAsia="it-IT"/>
+          <w14:ligatures w14:val="none"/>
+        </w:rPr>
+        <w:t>Hardware Provisioning &amp; Edge OS Configuration</w:t>
+      </w:r>
+      <w:r>
+        <w:rPr>
+          <w:rFonts w:ascii="Times New Roman" w:eastAsia="Times New Roman" w:hAnsi="Times New Roman" w:cs="Times New Roman"/>
+          <w:kern w:val="0"/>
+          <w:lang w:val="en-GB" w:eastAsia="it-IT"/>
+          <w14:ligatures w14:val="none"/>
+        </w:rPr>
+        <w:t xml:space="preserve"> </w:t>
+      </w:r>
+      <w:r>
+        <w:rPr>
+          <w:rFonts w:ascii="Times New Roman" w:eastAsia="Times New Roman" w:hAnsi="Times New Roman" w:cs="Times New Roman"/>
+          <w:kern w:val="0"/>
+          <w:lang w:val="en-GB" w:eastAsia="it-IT"/>
+          <w14:ligatures w14:val="none"/>
+        </w:rPr>
+        <w:t xml:space="preserve">— </w:t>
+      </w:r>
+      <w:r>
+        <w:rPr>
+          <w:rFonts w:ascii="Times New Roman" w:eastAsia="Times New Roman" w:hAnsi="Times New Roman" w:cs="Times New Roman"/>
+          <w:kern w:val="0"/>
+          <w:lang w:val="en-GB" w:eastAsia="it-IT"/>
+          <w14:ligatures w14:val="none"/>
+        </w:rPr>
+        <w:t>Established the foundational edge-computing setup for the team. Provisioned the base Raspberry Pi OS image, automated headless SSH and VNC configurations, engineered scriptable automatic access point connections for rapid deployment, and deployed the pre-configured micro SD cards to the edge hardware.</w:t>
       </w:r>
     </w:p>
     <w:p>
@@ -13831,251 +13951,38 @@
           <w:lang w:val="en-GB" w:eastAsia="it-IT"/>
           <w14:ligatures w14:val="none"/>
         </w:rPr>
-        <w:t xml:space="preserve">Asynchronous Service Architecture (VLM-as-a-Service) — </w:t>
-      </w:r>
-      <w:r>
-        <w:rPr>
-          <w:rFonts w:ascii="Times New Roman" w:eastAsia="Times New Roman" w:hAnsi="Times New Roman" w:cs="Times New Roman"/>
-          <w:kern w:val="0"/>
-          <w:lang w:val="en-GB" w:eastAsia="it-IT"/>
-          <w14:ligatures w14:val="none"/>
-        </w:rPr>
-        <w:t>Engineered a dual-queue priority architecture to manage VLM inference requests. Implemented strict rate-prioritization logic that prioritizes real-time user mobile app interactions over automated background EmotionNode data collection to guarantee the app user shorter waiting periods.</w:t>
+        <w:t>ACOSO Methodology Analysis &amp; Modeling</w:t>
+      </w:r>
+      <w:r>
+        <w:rPr>
+          <w:rFonts w:ascii="Times New Roman" w:eastAsia="Times New Roman" w:hAnsi="Times New Roman" w:cs="Times New Roman"/>
+          <w:kern w:val="0"/>
+          <w:lang w:val="en-GB" w:eastAsia="it-IT"/>
+          <w14:ligatures w14:val="none"/>
+        </w:rPr>
+        <w:t xml:space="preserve"> </w:t>
+      </w:r>
+      <w:r>
+        <w:rPr>
+          <w:rFonts w:ascii="Times New Roman" w:eastAsia="Times New Roman" w:hAnsi="Times New Roman" w:cs="Times New Roman"/>
+          <w:kern w:val="0"/>
+          <w:lang w:val="en-GB" w:eastAsia="it-IT"/>
+          <w14:ligatures w14:val="none"/>
+        </w:rPr>
+        <w:t xml:space="preserve">— </w:t>
+      </w:r>
+      <w:r>
+        <w:rPr>
+          <w:rFonts w:ascii="Times New Roman" w:eastAsia="Times New Roman" w:hAnsi="Times New Roman" w:cs="Times New Roman"/>
+          <w:kern w:val="0"/>
+          <w:lang w:val="en-GB" w:eastAsia="it-IT"/>
+          <w14:ligatures w14:val="none"/>
+        </w:rPr>
+        <w:t>Led the analytical phase to produce the official ACOSO methodology diagrams, providing a high-level systemic overview of architectural workflows and functional capabilities.</w:t>
       </w:r>
     </w:p>
     <w:p>
       <w:pPr>
-        <w:spacing w:before="100" w:beforeAutospacing="1" w:after="100" w:afterAutospacing="1" w:line="240" w:lineRule="auto"/>
-        <w:rPr>
-          <w:rFonts w:ascii="Times New Roman" w:eastAsia="Times New Roman" w:hAnsi="Times New Roman" w:cs="Times New Roman"/>
-          <w:kern w:val="0"/>
-          <w:lang w:val="en-GB" w:eastAsia="it-IT"/>
-          <w14:ligatures w14:val="none"/>
-        </w:rPr>
-      </w:pPr>
-      <w:r>
-        <w:rPr>
-          <w:rFonts w:ascii="Times New Roman" w:eastAsia="Times New Roman" w:hAnsi="Times New Roman" w:cs="Times New Roman"/>
-          <w:b/>
-          <w:bCs/>
-          <w:kern w:val="0"/>
-          <w:lang w:val="en-GB" w:eastAsia="it-IT"/>
-          <w14:ligatures w14:val="none"/>
-        </w:rPr>
-        <w:t>IoT Messaging &amp; Edge Integration</w:t>
-      </w:r>
-      <w:r>
-        <w:rPr>
-          <w:rFonts w:ascii="Times New Roman" w:eastAsia="Times New Roman" w:hAnsi="Times New Roman" w:cs="Times New Roman"/>
-          <w:kern w:val="0"/>
-          <w:lang w:val="en-GB" w:eastAsia="it-IT"/>
-          <w14:ligatures w14:val="none"/>
-        </w:rPr>
-        <w:t xml:space="preserve"> — Developed a Python-based backend messaging microservice using the MQTT protocol. This ensures that the same data that we get from the Emotion Nodes are immediately forwarded to the digital twin</w:t>
-      </w:r>
-      <w:r>
-        <w:rPr>
-          <w:rFonts w:ascii="Times New Roman" w:eastAsia="Times New Roman" w:hAnsi="Times New Roman" w:cs="Times New Roman"/>
-          <w:kern w:val="0"/>
-          <w:lang w:val="en-GB" w:eastAsia="it-IT"/>
-          <w14:ligatures w14:val="none"/>
-        </w:rPr>
-        <w:t>’s broker on the specified topic. The strength is the fast integration with the backend. In fact everything is reduced to 1 (max 2: one for changing defaults) function call in the backend</w:t>
-      </w:r>
-    </w:p>
-    <w:p>
-      <w:pPr>
-        <w:spacing w:before="100" w:beforeAutospacing="1" w:after="100" w:afterAutospacing="1" w:line="240" w:lineRule="auto"/>
-        <w:rPr>
-          <w:rFonts w:ascii="Times New Roman" w:eastAsia="Times New Roman" w:hAnsi="Times New Roman" w:cs="Times New Roman"/>
-          <w:kern w:val="0"/>
-          <w:lang w:val="en-GB" w:eastAsia="it-IT"/>
-          <w14:ligatures w14:val="none"/>
-        </w:rPr>
-      </w:pPr>
-      <w:r>
-        <w:rPr>
-          <w:rFonts w:ascii="Times New Roman" w:eastAsia="Times New Roman" w:hAnsi="Times New Roman" w:cs="Times New Roman"/>
-          <w:b/>
-          <w:bCs/>
-          <w:kern w:val="0"/>
-          <w:lang w:val="en-GB" w:eastAsia="it-IT"/>
-          <w14:ligatures w14:val="none"/>
-        </w:rPr>
-        <w:t xml:space="preserve">Full-Stack Mobile Application — </w:t>
-      </w:r>
-      <w:r>
-        <w:rPr>
-          <w:rFonts w:ascii="Times New Roman" w:eastAsia="Times New Roman" w:hAnsi="Times New Roman" w:cs="Times New Roman"/>
-          <w:kern w:val="0"/>
-          <w:lang w:val="en-GB" w:eastAsia="it-IT"/>
-          <w14:ligatures w14:val="none"/>
-        </w:rPr>
-        <w:t xml:space="preserve">Designed, built, and deployed the cross-platform flutter based mobile application. </w:t>
-      </w:r>
-    </w:p>
-    <w:p>
-      <w:pPr>
-        <w:pStyle w:val="Paragrafoelenco"/>
-        <w:numPr>
-          <w:ilvl w:val="0"/>
-          <w:numId w:val="6"/>
-        </w:numPr>
-        <w:spacing w:before="100" w:beforeAutospacing="1" w:after="100" w:afterAutospacing="1" w:line="240" w:lineRule="auto"/>
-        <w:rPr>
-          <w:rFonts w:ascii="Times New Roman" w:eastAsia="Times New Roman" w:hAnsi="Times New Roman" w:cs="Times New Roman"/>
-          <w:kern w:val="0"/>
-          <w:lang w:val="en-GB" w:eastAsia="it-IT"/>
-          <w14:ligatures w14:val="none"/>
-        </w:rPr>
-      </w:pPr>
-      <w:r>
-        <w:rPr>
-          <w:rFonts w:ascii="Times New Roman" w:eastAsia="Times New Roman" w:hAnsi="Times New Roman" w:cs="Times New Roman"/>
-          <w:kern w:val="0"/>
-          <w:lang w:val="en-GB" w:eastAsia="it-IT"/>
-          <w14:ligatures w14:val="none"/>
-        </w:rPr>
-        <w:t xml:space="preserve">Integrated secure authentication lifecycles (Sign-Up/Login/Logout via Cognito), </w:t>
-      </w:r>
-    </w:p>
-    <w:p>
-      <w:pPr>
-        <w:pStyle w:val="Paragrafoelenco"/>
-        <w:numPr>
-          <w:ilvl w:val="0"/>
-          <w:numId w:val="6"/>
-        </w:numPr>
-        <w:spacing w:before="100" w:beforeAutospacing="1" w:after="100" w:afterAutospacing="1" w:line="240" w:lineRule="auto"/>
-        <w:rPr>
-          <w:rFonts w:ascii="Times New Roman" w:eastAsia="Times New Roman" w:hAnsi="Times New Roman" w:cs="Times New Roman"/>
-          <w:kern w:val="0"/>
-          <w:lang w:val="en-GB" w:eastAsia="it-IT"/>
-          <w14:ligatures w14:val="none"/>
-        </w:rPr>
-      </w:pPr>
-      <w:r>
-        <w:rPr>
-          <w:rFonts w:ascii="Times New Roman" w:eastAsia="Times New Roman" w:hAnsi="Times New Roman" w:cs="Times New Roman"/>
-          <w:kern w:val="0"/>
-          <w:lang w:val="en-GB" w:eastAsia="it-IT"/>
-          <w14:ligatures w14:val="none"/>
-        </w:rPr>
-        <w:t>Built custom hooks for real-time relational data retrieval via the core MySQL backend</w:t>
-      </w:r>
-    </w:p>
-    <w:p>
-      <w:pPr>
-        <w:pStyle w:val="Paragrafoelenco"/>
-        <w:numPr>
-          <w:ilvl w:val="0"/>
-          <w:numId w:val="6"/>
-        </w:numPr>
-        <w:spacing w:before="100" w:beforeAutospacing="1" w:after="100" w:afterAutospacing="1" w:line="240" w:lineRule="auto"/>
-        <w:rPr>
-          <w:rFonts w:ascii="Times New Roman" w:eastAsia="Times New Roman" w:hAnsi="Times New Roman" w:cs="Times New Roman"/>
-          <w:kern w:val="0"/>
-          <w:lang w:val="en-GB" w:eastAsia="it-IT"/>
-          <w14:ligatures w14:val="none"/>
-        </w:rPr>
-      </w:pPr>
-      <w:r>
-        <w:rPr>
-          <w:rFonts w:ascii="Times New Roman" w:eastAsia="Times New Roman" w:hAnsi="Times New Roman" w:cs="Times New Roman"/>
-          <w:kern w:val="0"/>
-          <w:lang w:val="en-GB" w:eastAsia="it-IT"/>
-          <w14:ligatures w14:val="none"/>
-        </w:rPr>
-        <w:t>Integrated the conversational AI interface layer</w:t>
-      </w:r>
-      <w:r>
-        <w:rPr>
-          <w:rFonts w:ascii="Times New Roman" w:eastAsia="Times New Roman" w:hAnsi="Times New Roman" w:cs="Times New Roman"/>
-          <w:kern w:val="0"/>
-          <w:lang w:val="en-GB" w:eastAsia="it-IT"/>
-          <w14:ligatures w14:val="none"/>
-        </w:rPr>
-        <w:t>.</w:t>
-      </w:r>
-    </w:p>
-    <w:p>
-      <w:pPr>
-        <w:pStyle w:val="Paragrafoelenco"/>
-        <w:numPr>
-          <w:ilvl w:val="0"/>
-          <w:numId w:val="6"/>
-        </w:numPr>
-        <w:spacing w:before="100" w:beforeAutospacing="1" w:after="100" w:afterAutospacing="1" w:line="240" w:lineRule="auto"/>
-        <w:rPr>
-          <w:rFonts w:ascii="Times New Roman" w:eastAsia="Times New Roman" w:hAnsi="Times New Roman" w:cs="Times New Roman"/>
-          <w:kern w:val="0"/>
-          <w:lang w:val="en-GB" w:eastAsia="it-IT"/>
-          <w14:ligatures w14:val="none"/>
-        </w:rPr>
-      </w:pPr>
-      <w:r>
-        <w:rPr>
-          <w:rFonts w:ascii="Times New Roman" w:eastAsia="Times New Roman" w:hAnsi="Times New Roman" w:cs="Times New Roman"/>
-          <w:kern w:val="0"/>
-          <w:lang w:val="en-GB" w:eastAsia="it-IT"/>
-          <w14:ligatures w14:val="none"/>
-        </w:rPr>
-        <w:t>Managed the connection to the tailnet</w:t>
-      </w:r>
-    </w:p>
-    <w:p>
-      <w:pPr>
-        <w:spacing w:before="100" w:beforeAutospacing="1" w:after="100" w:afterAutospacing="1" w:line="240" w:lineRule="auto"/>
-        <w:rPr>
-          <w:rFonts w:ascii="Times New Roman" w:eastAsia="Times New Roman" w:hAnsi="Times New Roman" w:cs="Times New Roman"/>
-          <w:b/>
-          <w:bCs/>
-          <w:kern w:val="0"/>
-          <w:lang w:val="en-GB" w:eastAsia="it-IT"/>
-          <w14:ligatures w14:val="none"/>
-        </w:rPr>
-      </w:pPr>
-      <w:r>
-        <w:rPr>
-          <w:rFonts w:ascii="Times New Roman" w:eastAsia="Times New Roman" w:hAnsi="Times New Roman" w:cs="Times New Roman"/>
-          <w:b/>
-          <w:bCs/>
-          <w:kern w:val="0"/>
-          <w:lang w:val="en-GB" w:eastAsia="it-IT"/>
-          <w14:ligatures w14:val="none"/>
-        </w:rPr>
-        <w:t xml:space="preserve">Hardware Provisioning &amp; Edge OS Configuration — </w:t>
-      </w:r>
-      <w:r>
-        <w:rPr>
-          <w:rFonts w:ascii="Times New Roman" w:eastAsia="Times New Roman" w:hAnsi="Times New Roman" w:cs="Times New Roman"/>
-          <w:kern w:val="0"/>
-          <w:lang w:val="en-GB" w:eastAsia="it-IT"/>
-          <w14:ligatures w14:val="none"/>
-        </w:rPr>
-        <w:t xml:space="preserve">Established the foundational edge-computing setup for the team. Provisioned the base Raspberry Pi OS image, automated headless SSH and VNC configurations, and engineered scriptable automatic access point connections for rapid deployment. </w:t>
-      </w:r>
-      <w:r>
-        <w:rPr>
-          <w:rFonts w:ascii="Times New Roman" w:eastAsia="Times New Roman" w:hAnsi="Times New Roman" w:cs="Times New Roman"/>
-          <w:kern w:val="0"/>
-          <w:lang w:val="en-GB" w:eastAsia="it-IT"/>
-          <w14:ligatures w14:val="none"/>
-        </w:rPr>
-        <w:t>I lent</w:t>
-      </w:r>
-      <w:r>
-        <w:rPr>
-          <w:rFonts w:ascii="Times New Roman" w:eastAsia="Times New Roman" w:hAnsi="Times New Roman" w:cs="Times New Roman"/>
-          <w:kern w:val="0"/>
-          <w:lang w:val="en-GB" w:eastAsia="it-IT"/>
-          <w14:ligatures w14:val="none"/>
-        </w:rPr>
-        <w:t xml:space="preserve"> Asrar the already configured micro SD card and adapter.</w:t>
-      </w:r>
-    </w:p>
-    <w:p>
-      <w:pPr>
         <w:spacing w:after="0" w:line="240" w:lineRule="auto"/>
         <w:rPr>
           <w:rFonts w:ascii="Times New Roman" w:eastAsia="Times New Roman" w:hAnsi="Times New Roman" w:cs="Times New Roman"/>
@@ -14087,42 +13994,11 @@
       <w:r>
         <w:rPr>
           <w:rFonts w:ascii="Times New Roman" w:eastAsia="Times New Roman" w:hAnsi="Times New Roman" w:cs="Times New Roman"/>
-          <w:b/>
-          <w:bCs/>
-          <w:kern w:val="0"/>
-          <w:lang w:val="en-GB" w:eastAsia="it-IT"/>
-          <w14:ligatures w14:val="none"/>
-        </w:rPr>
-        <w:t xml:space="preserve">ACOSO Methodology Analysis &amp; Modeling — </w:t>
-      </w:r>
-      <w:r>
-        <w:rPr>
-          <w:rFonts w:ascii="Times New Roman" w:eastAsia="Times New Roman" w:hAnsi="Times New Roman" w:cs="Times New Roman"/>
-          <w:kern w:val="0"/>
-          <w:lang w:val="en-GB" w:eastAsia="it-IT"/>
-          <w14:ligatures w14:val="none"/>
-        </w:rPr>
-        <w:t>Led the analytical part in order to produce the offered ACOSO methodology diagrams in order to give higher level gist of what the system can do and how it is done.</w:t>
-      </w:r>
-    </w:p>
-    <w:p>
-      <w:pPr>
-        <w:spacing w:after="0" w:line="240" w:lineRule="auto"/>
-        <w:rPr>
-          <w:rFonts w:ascii="Times New Roman" w:eastAsia="Times New Roman" w:hAnsi="Times New Roman" w:cs="Times New Roman"/>
-          <w:kern w:val="0"/>
-          <w:lang w:val="en-GB" w:eastAsia="it-IT"/>
-          <w14:ligatures w14:val="none"/>
-        </w:rPr>
-      </w:pPr>
-      <w:r>
-        <w:rPr>
-          <w:rFonts w:ascii="Times New Roman" w:eastAsia="Times New Roman" w:hAnsi="Times New Roman" w:cs="Times New Roman"/>
           <w:noProof/>
           <w:kern w:val="0"/>
           <w:lang w:val="en-GB" w:eastAsia="it-IT"/>
         </w:rPr>
-        <w:pict w14:anchorId="47F7EFCC">
+        <w:pict w14:anchorId="28AE8F1D">
           <v:rect id="_x0000_i1025" alt="" style="width:481.9pt;height:.05pt;mso-width-percent:0;mso-height-percent:0;mso-width-percent:0;mso-height-percent:0" o:hralign="center" o:hrstd="t" o:hr="t" fillcolor="#a0a0a0" stroked="f"/>
         </w:pict>
       </w:r>
@@ -14263,7 +14139,6 @@
           <w:lang w:val="en-GB" w:eastAsia="it-IT"/>
           <w14:ligatures w14:val="none"/>
         </w:rPr>
-        <w:lastRenderedPageBreak/>
         <w:t>Cloud Authentication (Edge Side)</w:t>
       </w:r>
       <w:r>
@@ -14356,7 +14231,7 @@
 </file>
 
 <file path=word/numbering.xml><?xml version="1.0" encoding="utf-8"?>
-<w:numbering xmlns:wpc="http://schemas.microsoft.com/office/word/2010/wordprocessingCanvas" xmlns:cx="http://schemas.microsoft.com/office/drawing/2014/chartex" xmlns:cx1="http://schemas.microsoft.com/office/drawing/2015/9/8/chartex" xmlns:cx2="http://schemas.microsoft.com/office/drawing/2015/10/21/chartex" xmlns:cx3="http://schemas.microsoft.com/office/drawing/2016/5/9/chartex" xmlns:cx4="http://schemas.microsoft.com/office/drawing/2016/5/10/chartex" xmlns:cx5="http://schemas.microsoft.com/office/drawing/2016/5/11/chartex" xmlns:cx6="http://schemas.microsoft.com/office/drawing/2016/5/12/chartex" xmlns:cx7="http://schemas.microsoft.com/office/drawing/2016/5/13/chartex" xmlns:cx8="http://schemas.microsoft.com/office/drawing/2016/5/14/chartex" xmlns:mc="http://schemas.openxmlformats.org/markup-compatibility/2006" xmlns:m="http://schemas.openxmlformats.org/officeDocument/2006/math" xmlns:aink="http://schemas.microsoft.com/office/drawing/2016/ink" xmlns:am3d="http://schemas.microsoft.com/office/drawing/2017/model3d" xmlns:oel="http://schemas.microsoft.com/office/2019/extlst" xmlns:r="http://schemas.openxmlformats.org/officeDocument/2006/relationships" xmlns:wp14="http://schemas.microsoft.com/office/word/2010/wordprocessingDrawing" xmlns:wp="http://schemas.openxmlformats.org/drawingml/2006/wordprocessingDrawing" xmlns:wpg="http://schemas.microsoft.com/office/word/2010/wordprocessingGroup" xmlns:wpi="http://schemas.microsoft.com/office/word/2010/wordprocessingInk" xmlns:wps="http://schemas.microsoft.com/office/word/2010/wordprocessingShape" xmlns:o="urn:schemas-microsoft-com:office:office" xmlns:v="urn:schemas-microsoft-com:vml" xmlns:w10="urn:schemas-microsoft-com:office:word" xmlns:w="http://schemas.openxmlformats.org/wordprocessingml/2006/main" xmlns:w14="http://schemas.microsoft.com/office/word/2010/wordml" xmlns:w15="http://schemas.microsoft.com/office/word/2012/wordml" xmlns:w16cex="http://schemas.microsoft.com/office/word/2018/wordml/cex" xmlns:w16cid="http://schemas.microsoft.com/office/word/2016/wordml/cid" xmlns:w16="http://schemas.microsoft.com/office/word/2018/wordml" xmlns:w16sdtdh="http://schemas.microsoft.com/office/word/2020/wordml/sdtdatahash" xmlns:w16sdtfl="http://schemas.microsoft.com/office/word/2024/wordml/sdtformatlock" xmlns:w16se="http://schemas.microsoft.com/office/word/2015/wordml/symex" xmlns:w16du="http://schemas.microsoft.com/office/word/2023/wordml/word16du" xmlns:wne="http://schemas.microsoft.com/office/word/2006/wordml" mc:Ignorable="w14 w15 w16se w16cid w16 w16cex w16sdtdh w16sdtfl w16du wp14">
+<w:numbering xmlns:wpc="http://schemas.microsoft.com/office/word/2010/wordprocessingCanvas" xmlns:cx="http://schemas.microsoft.com/office/drawing/2014/chartex" xmlns:cx1="http://schemas.microsoft.com/office/drawing/2015/9/8/chartex" xmlns:cx2="http://schemas.microsoft.com/office/drawing/2015/10/21/chartex" xmlns:cx3="http://schemas.microsoft.com/office/drawing/2016/5/9/chartex" xmlns:cx4="http://schemas.microsoft.com/office/drawing/2016/5/10/chartex" xmlns:cx5="http://schemas.microsoft.com/office/drawing/2016/5/11/chartex" xmlns:cx6="http://schemas.microsoft.com/office/drawing/2016/5/12/chartex" xmlns:cx7="http://schemas.microsoft.com/office/drawing/2016/5/13/chartex" xmlns:cx8="http://schemas.microsoft.com/office/drawing/2016/5/14/chartex" xmlns:mc="http://schemas.openxmlformats.org/markup-compatibility/2006" xmlns:aink="http://schemas.microsoft.com/office/drawing/2016/ink" xmlns:am3d="http://schemas.microsoft.com/office/drawing/2017/model3d" xmlns:o="urn:schemas-microsoft-com:office:office" xmlns:oel="http://schemas.microsoft.com/office/2019/extlst" xmlns:r="http://schemas.openxmlformats.org/officeDocument/2006/relationships" xmlns:m="http://schemas.openxmlformats.org/officeDocument/2006/math" xmlns:v="urn:schemas-microsoft-com:vml" xmlns:wp14="http://schemas.microsoft.com/office/word/2010/wordprocessingDrawing" xmlns:wp="http://schemas.openxmlformats.org/drawingml/2006/wordprocessingDrawing" xmlns:w10="urn:schemas-microsoft-com:office:word" xmlns:w="http://schemas.openxmlformats.org/wordprocessingml/2006/main" xmlns:w14="http://schemas.microsoft.com/office/word/2010/wordml" xmlns:w15="http://schemas.microsoft.com/office/word/2012/wordml" xmlns:w16cex="http://schemas.microsoft.com/office/word/2018/wordml/cex" xmlns:w16cid="http://schemas.microsoft.com/office/word/2016/wordml/cid" xmlns:w16="http://schemas.microsoft.com/office/word/2018/wordml" xmlns:w16du="http://schemas.microsoft.com/office/word/2023/wordml/word16du" xmlns:w16sdtdh="http://schemas.microsoft.com/office/word/2020/wordml/sdtdatahash" xmlns:w16sdtfl="http://schemas.microsoft.com/office/word/2024/wordml/sdtformatlock" xmlns:w16se="http://schemas.microsoft.com/office/word/2015/wordml/symex" xmlns:wpg="http://schemas.microsoft.com/office/word/2010/wordprocessingGroup" xmlns:wpi="http://schemas.microsoft.com/office/word/2010/wordprocessingInk" xmlns:wne="http://schemas.microsoft.com/office/word/2006/wordml" xmlns:wps="http://schemas.microsoft.com/office/word/2010/wordprocessingShape" mc:Ignorable="w14 w15 w16se w16cid w16 w16cex w16sdtdh w16sdtfl w16du wp14">
   <w:abstractNum w:abstractNumId="0" w15:restartNumberingAfterBreak="0">
     <w:nsid w:val="06410D72"/>
     <w:multiLevelType w:val="hybridMultilevel"/>
@@ -15317,7 +15192,7 @@
 </file>
 
 <file path=word/styles.xml><?xml version="1.0" encoding="utf-8"?>
-<w:styles xmlns:mc="http://schemas.openxmlformats.org/markup-compatibility/2006" xmlns:r="http://schemas.openxmlformats.org/officeDocument/2006/relationships" xmlns:w="http://schemas.openxmlformats.org/wordprocessingml/2006/main" xmlns:w14="http://schemas.microsoft.com/office/word/2010/wordml" xmlns:w15="http://schemas.microsoft.com/office/word/2012/wordml" xmlns:w16cex="http://schemas.microsoft.com/office/word/2018/wordml/cex" xmlns:w16cid="http://schemas.microsoft.com/office/word/2016/wordml/cid" xmlns:w16="http://schemas.microsoft.com/office/word/2018/wordml" xmlns:w16sdtdh="http://schemas.microsoft.com/office/word/2020/wordml/sdtdatahash" xmlns:w16sdtfl="http://schemas.microsoft.com/office/word/2024/wordml/sdtformatlock" xmlns:w16se="http://schemas.microsoft.com/office/word/2015/wordml/symex" xmlns:w16du="http://schemas.microsoft.com/office/word/2023/wordml/word16du" mc:Ignorable="w14 w15 w16se w16cid w16 w16cex w16sdtdh w16sdtfl w16du">
+<w:styles xmlns:mc="http://schemas.openxmlformats.org/markup-compatibility/2006" xmlns:r="http://schemas.openxmlformats.org/officeDocument/2006/relationships" xmlns:w="http://schemas.openxmlformats.org/wordprocessingml/2006/main" xmlns:w14="http://schemas.microsoft.com/office/word/2010/wordml" xmlns:w15="http://schemas.microsoft.com/office/word/2012/wordml" xmlns:w16cex="http://schemas.microsoft.com/office/word/2018/wordml/cex" xmlns:w16cid="http://schemas.microsoft.com/office/word/2016/wordml/cid" xmlns:w16="http://schemas.microsoft.com/office/word/2018/wordml" xmlns:w16du="http://schemas.microsoft.com/office/word/2023/wordml/word16du" xmlns:w16sdtdh="http://schemas.microsoft.com/office/word/2020/wordml/sdtdatahash" xmlns:w16sdtfl="http://schemas.microsoft.com/office/word/2024/wordml/sdtformatlock" xmlns:w16se="http://schemas.microsoft.com/office/word/2015/wordml/symex" mc:Ignorable="w14 w15 w16se w16cid w16 w16cex w16sdtdh w16sdtfl w16du">
   <w:docDefaults>
     <w:rPrDefault>
       <w:rPr>
